--- a/policies/build/chapters_v2/AAC/document/AAC5/SOP_Early_Warning_Escalation.docx
+++ b/policies/build/chapters_v2/AAC/document/AAC5/SOP_Early_Warning_Escalation.docx
@@ -321,26 +321,17 @@
     </w:p>
     <w:p>
       <w:r>
-        <w:t xml:space="preserve">Any Staff Member Observing a Trigger: </w:t>
-      </w:r>
-      <w:r>
-        <w:t>escalates immediately — this is not limited to nursing or doctors on duty.</w:t>
+        <w:t xml:space="preserve">Any Staff Member Observing a Trigger: escalates immediately — this is not limited to nursing or doctors on duty.</w:t>
       </w:r>
     </w:p>
     <w:p>
       <w:r>
-        <w:t xml:space="preserve">On-Call / Responding Doctor: </w:t>
-      </w:r>
-      <w:r>
-        <w:t>acts on the escalation promptly and documents the response.</w:t>
+        <w:t xml:space="preserve">On-Call / Responding Doctor: acts on the escalation promptly and documents the response.</w:t>
       </w:r>
     </w:p>
     <w:p>
       <w:r>
-        <w:t xml:space="preserve">Quality Coordinator: </w:t>
-      </w:r>
-      <w:r>
-        <w:t>reviews early-warning system effectiveness at a defined interval and investigates every failure-to-escalate event.</w:t>
+        <w:t xml:space="preserve">Quality Coordinator: reviews early-warning system effectiveness at a defined interval and investigates every failure-to-escalate event.</w:t>
       </w:r>
     </w:p>
     <w:p>
@@ -441,6 +432,14 @@
           <w:t>Royal College of Physicians. (2017). National Early Warning Score (NEWS) 2: Standardising the assessment of acute-illness severity in the NHS.</w:t>
         </w:r>
       </w:hyperlink>
+    </w:p>
+    <w:p>
+      <w:pPr>
+        <w:pStyle w:val="ListParagraph"/>
+      </w:pPr>
+      <w:r>
+        <w:t>Note: NABH does not mandate NEWS2 or any single early-warning scale. NEWS2 is cited as one recognised, structured example; MEWS, qSOFA, a paediatric equivalent (e.g. PEWS), or the hospital’s own locally validated parameter set are equally acceptable, provided the hospital defines one basis and applies it consistently.</w:t>
+      </w:r>
     </w:p>
     <w:p>
       <w:pPr>

--- a/policies/build/chapters_v2/AAC/document/AAC5/SOP_Early_Warning_Escalation.docx
+++ b/policies/build/chapters_v2/AAC/document/AAC5/SOP_Early_Warning_Escalation.docx
@@ -381,7 +381,7 @@
         <w:rPr>
           <w:i/>
         </w:rPr>
-        <w:t>Skipping or rushing this step is exactly the kind of gap an assessor — or a real patient safety incident — would eventually surface.</w:t>
+        <w:t>A deteriorating patient whose escalation is deferred for other, non-urgent work is a patient whose warning sign has already gone unanswered.</w:t>
       </w:r>
     </w:p>
     <w:p>
@@ -514,7 +514,7 @@
             <w:color w:val="0563C1"/>
             <w:u w:val="single"/>
           </w:rPr>
-          <w:t>NABH — Hospitals Accreditation Programme (HCO), 6th Edition standards</w:t>
+          <w:t>National Accreditation Board for Hospitals and Healthcare Providers. (2025). NABH accreditation standards for hospitals (6th ed.). ISBN 978-81-965264-9-8.</w:t>
         </w:r>
       </w:hyperlink>
     </w:p>
